--- a/fuentes/CF02_13530528.docx
+++ b/fuentes/CF02_13530528.docx
@@ -1826,12 +1826,34 @@
         </mc:AlternateContent>
       </w:r>
     </w:p>
+    <w:p w14:noSpellErr="1">
+      <w:pPr>
+        <w:jc w:val="both"/>
+        <w:rPr>
+          <w:b w:val="1"/>
+          <w:bCs w:val="1"/>
+          <w:sz w:val="20"/>
+          <w:szCs w:val="20"/>
+        </w:rPr>
+      </w:pPr>
+    </w:p>
     <w:p>
       <w:pPr>
         <w:jc w:val="both"/>
         <w:rPr>
-          <w:b/>
-          <w:bCs/>
+          <w:b w:val="1"/>
+          <w:bCs w:val="1"/>
+          <w:sz w:val="20"/>
+          <w:szCs w:val="20"/>
+        </w:rPr>
+      </w:pPr>
+    </w:p>
+    <w:p>
+      <w:pPr>
+        <w:jc w:val="both"/>
+        <w:rPr>
+          <w:b w:val="1"/>
+          <w:bCs w:val="1"/>
           <w:sz w:val="20"/>
           <w:szCs w:val="20"/>
         </w:rPr>
@@ -4093,7 +4115,6 @@
         </w:rPr>
         <w:t xml:space="preserve">De acuerdo con </w:t>
       </w:r>
-      <w:proofErr w:type="spellStart"/>
       <w:r>
         <w:rPr>
           <w:sz w:val="20"/>
@@ -4101,7 +4122,6 @@
         </w:rPr>
         <w:t>Zendesk</w:t>
       </w:r>
-      <w:proofErr w:type="spellEnd"/>
       <w:r>
         <w:rPr>
           <w:sz w:val="20"/>
@@ -4121,7 +4141,28 @@
           <w:sz w:val="20"/>
           <w:szCs w:val="20"/>
         </w:rPr>
-        <w:t>A continuación se presentan las principales herramientas empleadas para evaluar el desempeño en los servicios BPO, describiendo sus características, propósitos y aplicaciones prácticas dentro de los procesos de monitoreo y control de calidad</w:t>
+        <w:t xml:space="preserve">A </w:t>
+      </w:r>
+      <w:r>
+        <w:rPr>
+          <w:sz w:val="20"/>
+          <w:szCs w:val="20"/>
+        </w:rPr>
+        <w:t>continuación</w:t>
+      </w:r>
+      <w:r>
+        <w:rPr>
+          <w:sz w:val="20"/>
+          <w:szCs w:val="20"/>
+        </w:rPr>
+        <w:t>,</w:t>
+      </w:r>
+      <w:r>
+        <w:rPr>
+          <w:sz w:val="20"/>
+          <w:szCs w:val="20"/>
+        </w:rPr>
+        <w:t xml:space="preserve"> se presentan las principales herramientas empleadas para evaluar el desempeño en los servicios BPO, describiendo sus características, propósitos y aplicaciones prácticas dentro de los procesos de monitoreo y control de calidad</w:t>
       </w:r>
       <w:r>
         <w:rPr>
@@ -5244,24 +5285,40 @@
       </w:r>
       <w:r>
         <w:rPr>
-          <w:i/>
-          <w:iCs/>
-          <w:sz w:val="20"/>
-          <w:szCs w:val="20"/>
-        </w:rPr>
-        <w:t>Plan–Do–Check–</w:t>
-      </w:r>
-      <w:proofErr w:type="spellStart"/>
-      <w:r>
-        <w:rPr>
-          <w:i/>
-          <w:iCs/>
+          <w:i w:val="1"/>
+          <w:iCs w:val="1"/>
+          <w:sz w:val="20"/>
+          <w:szCs w:val="20"/>
+        </w:rPr>
+        <w:t>Plan–Do–</w:t>
+      </w:r>
+      <w:r>
+        <w:rPr>
+          <w:i w:val="1"/>
+          <w:iCs w:val="1"/>
+          <w:sz w:val="20"/>
+          <w:szCs w:val="20"/>
+        </w:rPr>
+        <w:t>Check</w:t>
+      </w:r>
+      <w:r>
+        <w:rPr>
+          <w:i w:val="1"/>
+          <w:iCs w:val="1"/>
+          <w:sz w:val="20"/>
+          <w:szCs w:val="20"/>
+        </w:rPr>
+        <w:t>–</w:t>
+      </w:r>
+      <w:r>
+        <w:rPr>
+          <w:i w:val="1"/>
+          <w:iCs w:val="1"/>
           <w:sz w:val="20"/>
           <w:szCs w:val="20"/>
         </w:rPr>
         <w:t>Act</w:t>
       </w:r>
-      <w:proofErr w:type="spellEnd"/>
       <w:r>
         <w:rPr>
           <w:sz w:val="20"/>
@@ -5278,18 +5335,17 @@
       </w:r>
       <w:r>
         <w:rPr>
-          <w:i/>
-          <w:iCs/>
+          <w:i w:val="1"/>
+          <w:iCs w:val="1"/>
           <w:sz w:val="20"/>
           <w:szCs w:val="20"/>
         </w:rPr>
         <w:t xml:space="preserve"> </w:t>
       </w:r>
-      <w:proofErr w:type="spellStart"/>
-      <w:r>
-        <w:rPr>
-          <w:i/>
-          <w:iCs/>
+      <w:r>
+        <w:rPr>
+          <w:i w:val="0"/>
+          <w:iCs w:val="0"/>
           <w:sz w:val="20"/>
           <w:szCs w:val="20"/>
         </w:rPr>
@@ -5297,14 +5353,13 @@
       </w:r>
       <w:r>
         <w:rPr>
-          <w:i/>
-          <w:iCs/>
+          <w:i w:val="0"/>
+          <w:iCs w:val="0"/>
           <w:sz w:val="20"/>
           <w:szCs w:val="20"/>
         </w:rPr>
         <w:t>ervice</w:t>
       </w:r>
-      <w:proofErr w:type="spellEnd"/>
       <w:r>
         <w:rPr>
           <w:sz w:val="20"/>
@@ -5371,18 +5426,17 @@
       </w:r>
       <w:r>
         <w:rPr>
-          <w:i/>
-          <w:iCs/>
+          <w:i w:val="1"/>
+          <w:iCs w:val="1"/>
           <w:sz w:val="20"/>
           <w:szCs w:val="20"/>
         </w:rPr>
         <w:t xml:space="preserve"> </w:t>
       </w:r>
-      <w:proofErr w:type="spellStart"/>
-      <w:r>
-        <w:rPr>
-          <w:i/>
-          <w:iCs/>
+      <w:r>
+        <w:rPr>
+          <w:i w:val="0"/>
+          <w:iCs w:val="0"/>
           <w:sz w:val="20"/>
           <w:szCs w:val="20"/>
         </w:rPr>
@@ -5390,22 +5444,29 @@
       </w:r>
       <w:r>
         <w:rPr>
-          <w:i/>
-          <w:iCs/>
+          <w:i w:val="0"/>
+          <w:iCs w:val="0"/>
           <w:sz w:val="20"/>
           <w:szCs w:val="20"/>
         </w:rPr>
         <w:t>ervice</w:t>
       </w:r>
-      <w:proofErr w:type="spellEnd"/>
-      <w:r>
-        <w:rPr>
-          <w:sz w:val="20"/>
-          <w:szCs w:val="20"/>
-        </w:rPr>
-        <w:t xml:space="preserve"> busca eliminar desperdicios y maximizar el valor entregado al cliente. De acuerdo con </w:t>
-      </w:r>
-      <w:proofErr w:type="spellStart"/>
+      <w:r>
+        <w:rPr>
+          <w:i w:val="0"/>
+          <w:iCs w:val="0"/>
+          <w:sz w:val="20"/>
+          <w:szCs w:val="20"/>
+        </w:rPr>
+        <w:t xml:space="preserve"> </w:t>
+      </w:r>
+      <w:r>
+        <w:rPr>
+          <w:sz w:val="20"/>
+          <w:szCs w:val="20"/>
+        </w:rPr>
+        <w:t xml:space="preserve">busca eliminar desperdicios y maximizar el valor entregado al cliente. De acuerdo con </w:t>
+      </w:r>
       <w:r>
         <w:rPr>
           <w:sz w:val="20"/>
@@ -5413,7 +5474,6 @@
         </w:rPr>
         <w:t>Womack</w:t>
       </w:r>
-      <w:proofErr w:type="spellEnd"/>
       <w:r>
         <w:rPr>
           <w:sz w:val="20"/>
@@ -5423,8 +5483,8 @@
       </w:r>
       <w:r>
         <w:rPr>
-          <w:i/>
-          <w:iCs/>
+          <w:i w:val="1"/>
+          <w:iCs w:val="1"/>
           <w:sz w:val="20"/>
           <w:szCs w:val="20"/>
         </w:rPr>
@@ -12037,6 +12097,84 @@
     </w:p>
     <w:p>
       <w:pPr>
+        <w:keepNext w:val="1"/>
+        <w:spacing w:line="240" w:lineRule="auto"/>
+        <w:ind w:left="709" w:hanging="709"/>
+        <w:contextualSpacing w:val="1"/>
+        <w:rPr>
+          <w:rFonts w:cs="Calibri"/>
+          <w:sz w:val="20"/>
+          <w:szCs w:val="20"/>
+          <w:lang w:bidi="es-ES"/>
+        </w:rPr>
+      </w:pPr>
+      <w:r>
+        <w:rPr>
+          <w:rFonts w:cs="Calibri"/>
+          <w:sz w:val="20"/>
+          <w:szCs w:val="20"/>
+          <w:lang w:bidi="es-ES"/>
+        </w:rPr>
+        <w:t>Castellaños</w:t>
+      </w:r>
+      <w:r>
+        <w:rPr>
+          <w:rFonts w:cs="Calibri"/>
+          <w:sz w:val="20"/>
+          <w:szCs w:val="20"/>
+          <w:lang w:bidi="es-ES"/>
+        </w:rPr>
+        <w:t xml:space="preserve">, P., &amp; Farias, P. (2011). </w:t>
+      </w:r>
+      <w:r>
+        <w:rPr>
+          <w:rFonts w:cs="Calibri"/>
+          <w:i w:val="1"/>
+          <w:iCs w:val="1"/>
+          <w:sz w:val="20"/>
+          <w:szCs w:val="20"/>
+          <w:lang w:bidi="es-ES"/>
+        </w:rPr>
+        <w:t>Estructuración de un modelo de servicio para el sector de Servicios tercerizados a distancia BPO&amp;O.</w:t>
+      </w:r>
+      <w:r>
+        <w:rPr>
+          <w:rFonts w:cs="Calibri"/>
+          <w:sz w:val="20"/>
+          <w:szCs w:val="20"/>
+          <w:lang w:bidi="es-ES"/>
+        </w:rPr>
+        <w:t xml:space="preserve"> Universidad EAN. </w:t>
+      </w:r>
+      <w:hyperlink r:id="R021612e4ecb24a3a">
+        <w:r>
+          <w:rPr>
+            <w:rStyle w:val="Hipervnculo"/>
+            <w:rFonts w:cs="Calibri"/>
+            <w:sz w:val="20"/>
+            <w:szCs w:val="20"/>
+            <w:lang w:bidi="es-ES"/>
+          </w:rPr>
+          <w:t>https://repository.universidadean.edu.co/server/api/core/bitstreams/61096c97-ac1b-426a-952e-37306635cf4d/content</w:t>
+        </w:r>
+      </w:hyperlink>
+    </w:p>
+    <w:p>
+      <w:pPr>
+        <w:keepNext w:val="1"/>
+        <w:spacing w:line="240" w:lineRule="auto"/>
+        <w:ind w:left="709" w:hanging="709"/>
+        <w:contextualSpacing w:val="1"/>
+        <w:rPr>
+          <w:rFonts w:cs="Calibri"/>
+          <w:sz w:val="20"/>
+          <w:szCs w:val="20"/>
+          <w:lang w:bidi="es-ES"/>
+        </w:rPr>
+      </w:pPr>
+    </w:p>
+    <w:p>
+      <w:pPr>
         <w:keepNext/>
         <w:spacing w:line="240" w:lineRule="auto"/>
         <w:ind w:left="709" w:hanging="709"/>
@@ -12048,53 +12186,13 @@
           <w:lang w:bidi="es-ES"/>
         </w:rPr>
       </w:pPr>
-      <w:proofErr w:type="spellStart"/>
-      <w:r>
-        <w:rPr>
-          <w:rFonts w:cs="Calibri"/>
-          <w:sz w:val="20"/>
-          <w:szCs w:val="20"/>
-          <w:lang w:bidi="es-ES"/>
-        </w:rPr>
-        <w:t>Castellaños</w:t>
-      </w:r>
-      <w:proofErr w:type="spellEnd"/>
-      <w:r>
-        <w:rPr>
-          <w:rFonts w:cs="Calibri"/>
-          <w:sz w:val="20"/>
-          <w:szCs w:val="20"/>
-          <w:lang w:bidi="es-ES"/>
-        </w:rPr>
-        <w:t xml:space="preserve">, P., &amp; Farias, P. (2011). </w:t>
-      </w:r>
-      <w:r>
-        <w:rPr>
-          <w:rFonts w:cs="Calibri"/>
-          <w:i/>
-          <w:iCs/>
-          <w:sz w:val="20"/>
-          <w:szCs w:val="20"/>
-          <w:lang w:bidi="es-ES"/>
-        </w:rPr>
-        <w:t>Estructuración de un modelo de servicio para el sector de Servicios tercerizados a distancia BPO&amp;O.</w:t>
-      </w:r>
-      <w:r>
-        <w:rPr>
-          <w:rFonts w:cs="Calibri"/>
-          <w:sz w:val="20"/>
-          <w:szCs w:val="20"/>
-          <w:lang w:bidi="es-ES"/>
-        </w:rPr>
-        <w:t xml:space="preserve"> Universidad EAN. </w:t>
-      </w:r>
     </w:p>
     <w:p>
       <w:pPr>
-        <w:keepNext/>
+        <w:keepNext w:val="1"/>
         <w:spacing w:line="240" w:lineRule="auto"/>
         <w:ind w:left="709" w:hanging="709"/>
-        <w:contextualSpacing/>
+        <w:contextualSpacing w:val="1"/>
         <w:rPr>
           <w:rFonts w:cs="Calibri"/>
           <w:sz w:val="20"/>
@@ -12102,20 +12200,15 @@
           <w:lang w:bidi="es-ES"/>
         </w:rPr>
       </w:pPr>
-    </w:p>
-    <w:p>
-      <w:pPr>
-        <w:keepNext/>
-        <w:spacing w:line="240" w:lineRule="auto"/>
-        <w:ind w:left="709" w:hanging="709"/>
-        <w:contextualSpacing/>
+      <w:r>
         <w:rPr>
           <w:rFonts w:cs="Calibri"/>
           <w:sz w:val="20"/>
           <w:szCs w:val="20"/>
           <w:lang w:bidi="es-ES"/>
         </w:rPr>
-      </w:pPr>
+        <w:t>D</w:t>
+      </w:r>
       <w:r>
         <w:rPr>
           <w:rFonts w:cs="Calibri"/>
@@ -12123,13 +12216,13 @@
           <w:szCs w:val="20"/>
           <w:lang w:bidi="es-ES"/>
         </w:rPr>
-        <w:t xml:space="preserve">da Silva, D. (s.f.). </w:t>
+        <w:t xml:space="preserve">a Silva, D. (s.f.). </w:t>
       </w:r>
       <w:r>
         <w:rPr>
           <w:rFonts w:cs="Calibri"/>
-          <w:i/>
-          <w:iCs/>
+          <w:i w:val="1"/>
+          <w:iCs w:val="1"/>
           <w:sz w:val="20"/>
           <w:szCs w:val="20"/>
           <w:lang w:bidi="es-ES"/>
@@ -12145,7 +12238,6 @@
         </w:rPr>
         <w:t xml:space="preserve">. </w:t>
       </w:r>
-      <w:proofErr w:type="spellStart"/>
       <w:r>
         <w:rPr>
           <w:rFonts w:cs="Calibri"/>
@@ -12155,7 +12247,6 @@
         </w:rPr>
         <w:t>Zendesk</w:t>
       </w:r>
-      <w:proofErr w:type="spellEnd"/>
       <w:r>
         <w:rPr>
           <w:rFonts w:cs="Calibri"/>
@@ -12166,20 +12257,14 @@
         <w:t>.</w:t>
       </w:r>
       <w:r>
-        <w:rPr>
-          <w:rFonts w:cs="Calibri"/>
-          <w:sz w:val="20"/>
-          <w:szCs w:val="20"/>
-          <w:lang w:bidi="es-ES"/>
-        </w:rPr>
         <w:br/>
       </w:r>
-      <w:hyperlink w:history="1" r:id="rId56">
+      <w:hyperlink r:id="Refd5172e54eb4981">
         <w:r>
           <w:rPr>
             <w:rStyle w:val="Hipervnculo"/>
             <w:rFonts w:cs="Calibri"/>
-            <w:color w:val="4F81BD" w:themeColor="accent1"/>
+            <w:color w:val="4F81BD" w:themeColor="accent1" w:themeTint="FF" w:themeShade="FF"/>
             <w:sz w:val="20"/>
             <w:szCs w:val="20"/>
             <w:lang w:bidi="es-ES"/>
@@ -12189,7 +12274,7 @@
       </w:hyperlink>
       <w:r>
         <w:rPr>
-          <w:color w:val="4F81BD" w:themeColor="accent1"/>
+          <w:color w:val="4F81BD" w:themeColor="accent1" w:themeTint="FF" w:themeShade="FF"/>
           <w:sz w:val="20"/>
           <w:szCs w:val="20"/>
         </w:rPr>
@@ -12389,9 +12474,92 @@
     <w:p>
       <w:pPr>
         <w:keepNext/>
+        <w:spacing w:before="240" w:beforeAutospacing="off" w:after="240" w:afterAutospacing="off" w:line="240" w:lineRule="auto"/>
+        <w:ind/>
+        <w:contextualSpacing/>
+        <w:rPr>
+          <w:rFonts w:cs="Calibri"/>
+          <w:sz w:val="20"/>
+          <w:szCs w:val="20"/>
+          <w:lang w:bidi="es-ES"/>
+        </w:rPr>
+      </w:pPr>
+      <w:r>
+        <w:rPr>
+          <w:rFonts w:cs="Calibri"/>
+          <w:sz w:val="20"/>
+          <w:szCs w:val="20"/>
+          <w:lang w:bidi="es-ES"/>
+        </w:rPr>
+        <w:t xml:space="preserve">Sánchez Torres, W. C., Delgado Vélez, L. D., Gaviria Martínez, L. F., Montoya Ríos, F. J., &amp; Ángel Rodrigo, V. B. (2014). </w:t>
+      </w:r>
+      <w:r>
+        <w:rPr>
+          <w:rFonts w:cs="Calibri"/>
+          <w:i w:val="1"/>
+          <w:iCs w:val="1"/>
+          <w:sz w:val="20"/>
+          <w:szCs w:val="20"/>
+          <w:lang w:bidi="es-ES"/>
+        </w:rPr>
+        <w:t>Una mirada analítica al sector de BPO en Colombia y Antioquia</w:t>
+      </w:r>
+      <w:r>
+        <w:rPr>
+          <w:rFonts w:cs="Calibri"/>
+          <w:sz w:val="20"/>
+          <w:szCs w:val="20"/>
+          <w:lang w:bidi="es-ES"/>
+        </w:rPr>
+        <w:t xml:space="preserve">. Institución Universitaria </w:t>
+      </w:r>
+      <w:r>
+        <w:rPr>
+          <w:rFonts w:cs="Calibri"/>
+          <w:sz w:val="20"/>
+          <w:szCs w:val="20"/>
+          <w:lang w:bidi="es-ES"/>
+        </w:rPr>
+        <w:t>Esumer</w:t>
+      </w:r>
+      <w:r>
+        <w:rPr>
+          <w:rFonts w:cs="Calibri"/>
+          <w:sz w:val="20"/>
+          <w:szCs w:val="20"/>
+          <w:lang w:bidi="es-ES"/>
+        </w:rPr>
+        <w:t>.</w:t>
+      </w:r>
+      <w:r>
+        <w:rPr>
+          <w:rFonts w:cs="Calibri"/>
+          <w:sz w:val="20"/>
+          <w:szCs w:val="20"/>
+          <w:lang w:bidi="es-ES"/>
+        </w:rPr>
+        <w:t xml:space="preserve"> </w:t>
+      </w:r>
+      <w:hyperlink r:id="R0fac11995c074243">
+        <w:r>
+          <w:rPr>
+            <w:rStyle w:val="Hipervnculo"/>
+            <w:rFonts w:ascii="Arial" w:hAnsi="Arial" w:eastAsia="Arial" w:cs="Arial"/>
+            <w:noProof w:val="0"/>
+            <w:sz w:val="20"/>
+            <w:szCs w:val="20"/>
+            <w:lang w:val="es-CO"/>
+          </w:rPr>
+          <w:t>https://www.researchgate.net/publication/301233320_Una_mirada_analitica_al_sector_de_BPO_en_Colombia_y_Antioquia</w:t>
+        </w:r>
+      </w:hyperlink>
+    </w:p>
+    <w:p>
+      <w:pPr>
+        <w:keepNext w:val="1"/>
         <w:spacing w:line="240" w:lineRule="auto"/>
         <w:ind w:left="709" w:hanging="709"/>
-        <w:contextualSpacing/>
+        <w:contextualSpacing w:val="1"/>
         <w:rPr>
           <w:rFonts w:cs="Calibri"/>
           <w:sz w:val="20"/>
@@ -12399,55 +12567,6 @@
           <w:lang w:bidi="es-ES"/>
         </w:rPr>
       </w:pPr>
-      <w:r>
-        <w:rPr>
-          <w:rFonts w:cs="Calibri"/>
-          <w:sz w:val="20"/>
-          <w:szCs w:val="20"/>
-          <w:lang w:bidi="es-ES"/>
-        </w:rPr>
-        <w:t xml:space="preserve">Sánchez Torres, W. C., Delgado Vélez, L. D., Gaviria Martínez, L. F., Montoya Ríos, F. J., &amp; Ángel Rodrigo, V. B. (2014). </w:t>
-      </w:r>
-      <w:r>
-        <w:rPr>
-          <w:rFonts w:cs="Calibri"/>
-          <w:i/>
-          <w:iCs/>
-          <w:sz w:val="20"/>
-          <w:szCs w:val="20"/>
-          <w:lang w:bidi="es-ES"/>
-        </w:rPr>
-        <w:t>Una mirada analítica al sector de BPO en Colombia y Antioquia</w:t>
-      </w:r>
-      <w:r>
-        <w:rPr>
-          <w:rFonts w:cs="Calibri"/>
-          <w:sz w:val="20"/>
-          <w:szCs w:val="20"/>
-          <w:lang w:bidi="es-ES"/>
-        </w:rPr>
-        <w:t xml:space="preserve">. Institución Universitaria </w:t>
-      </w:r>
-      <w:proofErr w:type="spellStart"/>
-      <w:r>
-        <w:rPr>
-          <w:rFonts w:cs="Calibri"/>
-          <w:sz w:val="20"/>
-          <w:szCs w:val="20"/>
-          <w:lang w:bidi="es-ES"/>
-        </w:rPr>
-        <w:t>Esumer</w:t>
-      </w:r>
-      <w:proofErr w:type="spellEnd"/>
-      <w:r>
-        <w:rPr>
-          <w:rFonts w:cs="Calibri"/>
-          <w:sz w:val="20"/>
-          <w:szCs w:val="20"/>
-          <w:lang w:bidi="es-ES"/>
-        </w:rPr>
-        <w:t>.</w:t>
-      </w:r>
       <w:r>
         <w:br/>
       </w:r>
@@ -30560,8 +30679,8 @@
 </file>
 
 <file path=customXml/item1.xml><?xml version="1.0" encoding="utf-8"?>
-<ct:contentTypeSchema xmlns:ct="http://schemas.microsoft.com/office/2006/metadata/contentType" xmlns:ma="http://schemas.microsoft.com/office/2006/metadata/properties/metaAttributes" ct:_="" ma:_="" ma:contentTypeName="Document" ma:contentTypeID="0x010100FC2B1768DD5A774EB396CCAB0DE361C1" ma:contentTypeVersion="12" ma:contentTypeDescription="Create a new document." ma:contentTypeScope="" ma:versionID="5c73d03d85a9061ddf46109e49c6f833">
-  <xsd:schema xmlns:xsd="http://www.w3.org/2001/XMLSchema" xmlns:xs="http://www.w3.org/2001/XMLSchema" xmlns:p="http://schemas.microsoft.com/office/2006/metadata/properties" xmlns:ns2="a70d3c18-0869-45a1-9f75-4b4b8f0f32be" xmlns:ns3="adccf511-daff-4bcb-9072-914cedbf4c7e" targetNamespace="http://schemas.microsoft.com/office/2006/metadata/properties" ma:root="true" ma:fieldsID="b641cd2390f1614c3f66edd1da48d282" ns2:_="" ns3:_="">
+<ct:contentTypeSchema xmlns:ct="http://schemas.microsoft.com/office/2006/metadata/contentType" xmlns:ma="http://schemas.microsoft.com/office/2006/metadata/properties/metaAttributes" ct:_="" ma:_="" ma:contentTypeName="Document" ma:contentTypeID="0x010100FC2B1768DD5A774EB396CCAB0DE361C1" ma:contentTypeVersion="12" ma:contentTypeDescription="Create a new document." ma:contentTypeScope="" ma:versionID="920eb148a8021cdd3cc44f9862193857">
+  <xsd:schema xmlns:xsd="http://www.w3.org/2001/XMLSchema" xmlns:xs="http://www.w3.org/2001/XMLSchema" xmlns:p="http://schemas.microsoft.com/office/2006/metadata/properties" xmlns:ns2="a70d3c18-0869-45a1-9f75-4b4b8f0f32be" xmlns:ns3="adccf511-daff-4bcb-9072-914cedbf4c7e" targetNamespace="http://schemas.microsoft.com/office/2006/metadata/properties" ma:root="true" ma:fieldsID="3dfff0969cc3bb9c13337df50ae0f9fb" ns2:_="" ns3:_="">
     <xsd:import namespace="a70d3c18-0869-45a1-9f75-4b4b8f0f32be"/>
     <xsd:import namespace="adccf511-daff-4bcb-9072-914cedbf4c7e"/>
     <xsd:element name="properties">
@@ -30791,7 +30910,7 @@
 </file>
 
 <file path=customXml/itemProps1.xml><?xml version="1.0" encoding="utf-8"?>
-<ds:datastoreItem xmlns:ds="http://schemas.openxmlformats.org/officeDocument/2006/customXml" ds:itemID="{4086DF06-ADAD-4ED5-9974-B0C2020C9279}"/>
+<ds:datastoreItem xmlns:ds="http://schemas.openxmlformats.org/officeDocument/2006/customXml" ds:itemID="{B1BE6E95-38D2-4BB1-83D5-EAD1ACCF3777}"/>
 </file>
 
 <file path=customXml/itemProps2.xml><?xml version="1.0" encoding="utf-8"?>
